--- a/Internship Report/Palak_Ramtri_Internship_Report_YuvaIntern.docx
+++ b/Internship Report/Palak_Ramtri_Internship_Report_YuvaIntern.docx
@@ -3331,6 +3331,135 @@
     </w:p>
     <w:p>
       <w:pPr>
+        <w:spacing w:before="0" w:after="120"/>
+      </w:pPr>
+      <w:r>
+        <w:br w:type="page"/>
+      </w:r>
+      <w:r>
+        <w:rPr>
+          <w:b/>
+          <w:bCs/>
+          <w:sz w:val="24"/>
+          <w:szCs w:val="24"/>
+        </w:rPr>
+        <w:t xml:space="preserve">Application Confirmation Email</w:t>
+      </w:r>
+    </w:p>
+    <w:p>
+      <w:pPr>
+        <w:pBdr>
+          <w:top w:val="single" w:sz="6" w:space="4" w:color="888888"/>
+        </w:pBdr>
+        <w:spacing w:before="0" w:after="200"/>
+      </w:pPr>
+    </w:p>
+    <w:p>
+      <w:pPr>
+        <w:spacing w:before="100" w:after="200"/>
+        <w:jc w:val="center"/>
+      </w:pPr>
+      <w:r>
+        <w:drawing>
+          <wp:inline distT="0" distB="0" distL="0" distR="0">
+            <wp:extent cx="5270500" cy="2451100"/>
+            <wp:effectExtent l="0" t="0" r="0" b="0"/>
+            <wp:docPr id="0" name="Application Confirmation Email"/>
+            <wp:cNvGraphicFramePr/>
+            <a:graphic xmlns:a="http://schemas.openxmlformats.org/drawingml/2006/main">
+              <a:graphicData uri="http://schemas.openxmlformats.org/drawingml/2006/picture">
+                <pic:pic xmlns:pic="http://schemas.openxmlformats.org/drawingml/2006/picture">
+                  <pic:nvPicPr>
+                    <pic:cNvPr id="0" name="Application Confirmation Email"/>
+                    <pic:cNvPicPr/>
+                  </pic:nvPicPr>
+                  <pic:blipFill>
+                    <a:blip r:embed="rId15"/>
+                    <a:stretch>
+                      <a:fillRect/>
+                    </a:stretch>
+                  </pic:blipFill>
+                  <pic:spPr>
+                    <a:xfrm>
+                      <a:off x="0" y="0"/>
+                      <a:ext cx="5270500" cy="2451100"/>
+                    </a:xfrm>
+                    <a:prstGeom prst="rect">
+                      <a:avLst/>
+                    </a:prstGeom>
+                  </pic:spPr>
+                </pic:pic>
+              </a:graphicData>
+            </a:graphic>
+          </wp:inline>
+        </w:drawing>
+      </w:r>
+    </w:p>
+    <w:p>
+      <w:pPr>
+        <w:spacing w:before="0" w:after="120"/>
+      </w:pPr>
+      <w:r>
+        <w:rPr>
+          <w:b/>
+          <w:bCs/>
+          <w:sz w:val="24"/>
+          <w:szCs w:val="24"/>
+        </w:rPr>
+        <w:t xml:space="preserve">Certificate Request Email</w:t>
+      </w:r>
+    </w:p>
+    <w:p>
+      <w:pPr>
+        <w:pBdr>
+          <w:top w:val="single" w:sz="6" w:space="4" w:color="888888"/>
+        </w:pBdr>
+        <w:spacing w:before="0" w:after="200"/>
+      </w:pPr>
+    </w:p>
+    <w:p>
+      <w:pPr>
+        <w:spacing w:before="100" w:after="200"/>
+        <w:jc w:val="center"/>
+      </w:pPr>
+      <w:r>
+        <w:drawing>
+          <wp:inline distT="0" distB="0" distL="0" distR="0">
+            <wp:extent cx="5270500" cy="2451100"/>
+            <wp:effectExtent l="0" t="0" r="0" b="0"/>
+            <wp:docPr id="0" name="Certificate Request Email"/>
+            <wp:cNvGraphicFramePr/>
+            <a:graphic xmlns:a="http://schemas.openxmlformats.org/drawingml/2006/main">
+              <a:graphicData uri="http://schemas.openxmlformats.org/drawingml/2006/picture">
+                <pic:pic xmlns:pic="http://schemas.openxmlformats.org/drawingml/2006/picture">
+                  <pic:nvPicPr>
+                    <pic:cNvPr id="0" name="Certificate Request Email"/>
+                    <pic:cNvPicPr/>
+                  </pic:nvPicPr>
+                  <pic:blipFill>
+                    <a:blip r:embed="rId16"/>
+                    <a:stretch>
+                      <a:fillRect/>
+                    </a:stretch>
+                  </pic:blipFill>
+                  <pic:spPr>
+                    <a:xfrm>
+                      <a:off x="0" y="0"/>
+                      <a:ext cx="5270500" cy="2451100"/>
+                    </a:xfrm>
+                    <a:prstGeom prst="rect">
+                      <a:avLst/>
+                    </a:prstGeom>
+                  </pic:spPr>
+                </pic:pic>
+              </a:graphicData>
+            </a:graphic>
+          </wp:inline>
+        </w:drawing>
+      </w:r>
+    </w:p>
+    <w:p>
+      <w:pPr>
         <w:pageBreakBefore/>
       </w:pPr>
     </w:p>
@@ -3375,7 +3504,7 @@
           <w:sz w:val="24"/>
           <w:szCs w:val="24"/>
         </w:rPr>
-        <w:t xml:space="preserve">2. YuvaIntern, “Certificate of Experience – Priyam Bhowmik,” Certificate No. YI/2026/183585/406976, Issued August 29, 2026.</w:t>
+        <w:t xml:space="preserve">2. YuvaIntern, “Certificate of Experience – Palak Ramtri,” Certificate No. YI/2026/183585/406976, Issued August 29, 2026.</w:t>
       </w:r>
     </w:p>
     <w:p>
